--- a/plantillas/6_Politicas_y_Procedimientos/12_Politica_de_Asistencia_y_Puntualidad.docx
+++ b/plantillas/6_Politicas_y_Procedimientos/12_Politica_de_Asistencia_y_Puntualidad.docx
@@ -377,7 +377,7 @@
       <w:r>
         <w:rPr>
           <w:b/>
-          <w:color w:val="1B6B73"/>
+          <w:color w:val="0E7C8B"/>
           <w:sz w:val="22"/>
         </w:rPr>
         <w:t>1. OBJETIVO</w:t>
@@ -418,7 +418,7 @@
       <w:r>
         <w:rPr>
           <w:b/>
-          <w:color w:val="1B6B73"/>
+          <w:color w:val="0E7C8B"/>
           <w:sz w:val="22"/>
         </w:rPr>
         <w:t>2. ALCANCE</w:t>
@@ -446,7 +446,7 @@
       <w:r>
         <w:rPr>
           <w:b/>
-          <w:color w:val="1B6B73"/>
+          <w:color w:val="0E7C8B"/>
           <w:sz w:val="22"/>
         </w:rPr>
         <w:t>3. JORNADA Y HORARIOS</w:t>
@@ -748,7 +748,7 @@
       <w:r>
         <w:rPr>
           <w:b/>
-          <w:color w:val="1B6B73"/>
+          <w:color w:val="0E7C8B"/>
           <w:sz w:val="22"/>
         </w:rPr>
         <w:t>4. LINEAMIENTOS</w:t>
@@ -973,7 +973,7 @@
       <w:r>
         <w:rPr>
           <w:b/>
-          <w:color w:val="1B6B73"/>
+          <w:color w:val="0E7C8B"/>
           <w:sz w:val="22"/>
         </w:rPr>
         <w:t>5. PROCEDIMIENTO</w:t>
@@ -1497,7 +1497,7 @@
       <w:r>
         <w:rPr>
           <w:b/>
-          <w:color w:val="1B6B73"/>
+          <w:color w:val="0E7C8B"/>
           <w:sz w:val="22"/>
         </w:rPr>
         <w:t>6. FORMATOS RELACIONADOS</w:t>
@@ -1550,7 +1550,7 @@
       <w:r>
         <w:rPr>
           <w:b/>
-          <w:color w:val="1B6B73"/>
+          <w:color w:val="0E7C8B"/>
           <w:sz w:val="22"/>
         </w:rPr>
         <w:t>CONTROL DE CAMBIOS</w:t>

--- a/plantillas/6_Politicas_y_Procedimientos/12_Politica_de_Asistencia_y_Puntualidad.docx
+++ b/plantillas/6_Politicas_y_Procedimientos/12_Politica_de_Asistencia_y_Puntualidad.docx
@@ -148,34 +148,65 @@
       </w:tr>
     </w:tbl>
     <w:p/>
+    <w:tbl>
+      <w:tblPr>
+        <w:tblW w:type="auto" w:w="0"/>
+        <w:jc w:val="center"/>
+        <w:tblLook w:firstColumn="1" w:firstRow="1" w:lastColumn="0" w:lastRow="0" w:noHBand="0" w:noVBand="1" w:val="04A0"/>
+      </w:tblPr>
+      <w:tblGrid>
+        <w:gridCol w:w="9406"/>
+      </w:tblGrid>
+      <w:tr>
+        <w:tc>
+          <w:tcPr>
+            <w:tcW w:type="dxa" w:w="9354"/>
+            <w:shd w:val="clear" w:fill="0B2A4A"/>
+            <w:tcMar>
+              <w:top w:w="140" w:type="dxa"/>
+              <w:left w:w="260" w:type="dxa"/>
+              <w:bottom w:w="140" w:type="dxa"/>
+              <w:right w:w="260" w:type="dxa"/>
+            </w:tcMar>
+            <w:tcBorders>
+              <w:top w:val="nil"/>
+              <w:left w:val="nil"/>
+              <w:right w:val="nil"/>
+              <w:bottom w:val="single" w:sz="30" w:color="C9A227"/>
+            </w:tcBorders>
+          </w:tcPr>
+          <w:p>
+            <w:pPr>
+              <w:spacing w:after="40"/>
+            </w:pPr>
+            <w:r>
+              <w:rPr>
+                <w:b/>
+                <w:color w:val="FFFFFF"/>
+                <w:sz w:val="40"/>
+              </w:rPr>
+              <w:t>POLÍTICA DE ASISTENCIA Y PUNTUALIDAD</w:t>
+            </w:r>
+          </w:p>
+          <w:p>
+            <w:pPr>
+              <w:spacing w:after="0"/>
+            </w:pPr>
+            <w:r>
+              <w:rPr>
+                <w:color w:val="E6D9A6"/>
+                <w:sz w:val="21"/>
+              </w:rPr>
+              <w:t>Horarios, retardos, faltas, permisos y registro de asistencia</w:t>
+            </w:r>
+          </w:p>
+        </w:tc>
+      </w:tr>
+    </w:tbl>
     <w:p>
       <w:pPr>
-        <w:spacing w:after="200"/>
-        <w:jc w:val="center"/>
-        <w:pBdr>
-          <w:bottom w:val="single" w:sz="12" w:space="4" w:color="C9A227"/>
-        </w:pBdr>
+        <w:spacing w:after="40"/>
       </w:pPr>
-      <w:r>
-        <w:rPr>
-          <w:b/>
-          <w:color w:val="0B2A4A"/>
-          <w:sz w:val="36"/>
-        </w:rPr>
-        <w:t>POLÍTICA DE ASISTENCIA Y PUNTUALIDAD</w:t>
-      </w:r>
-    </w:p>
-    <w:p>
-      <w:pPr>
-        <w:jc w:val="center"/>
-      </w:pPr>
-      <w:r>
-        <w:rPr>
-          <w:i/>
-          <w:color w:val="5B6B78"/>
-        </w:rPr>
-        <w:t>Horarios, retardos, faltas, permisos y registro de asistencia</w:t>
-      </w:r>
     </w:p>
     <w:tbl>
       <w:tblPr>
@@ -407,6 +438,66 @@
         <w:t>, para asegurar la continuidad de la operación y la equidad en el trato al personal.</w:t>
       </w:r>
     </w:p>
+    <w:tbl>
+      <w:tblPr>
+        <w:tblW w:type="auto" w:w="0"/>
+        <w:jc w:val="center"/>
+        <w:tblLook w:firstColumn="1" w:firstRow="1" w:lastColumn="0" w:lastRow="0" w:noHBand="0" w:noVBand="1" w:val="04A0"/>
+      </w:tblPr>
+      <w:tblGrid>
+        <w:gridCol w:w="9406"/>
+      </w:tblGrid>
+      <w:tr>
+        <w:tc>
+          <w:tcPr>
+            <w:tcW w:type="dxa" w:w="9354"/>
+            <w:shd w:val="clear" w:fill="F1F8F9"/>
+            <w:tcMar>
+              <w:top w:w="110" w:type="dxa"/>
+              <w:left w:w="220" w:type="dxa"/>
+              <w:bottom w:w="110" w:type="dxa"/>
+              <w:right w:w="200" w:type="dxa"/>
+            </w:tcMar>
+            <w:tcBorders>
+              <w:top w:val="nil"/>
+              <w:right w:val="nil"/>
+              <w:bottom w:val="nil"/>
+              <w:left w:val="single" w:sz="36" w:color="0E7C8B"/>
+            </w:tcBorders>
+          </w:tcPr>
+          <w:p>
+            <w:pPr>
+              <w:spacing w:after="40"/>
+            </w:pPr>
+            <w:r>
+              <w:rPr>
+                <w:b/>
+                <w:color w:val="0E7C8B"/>
+                <w:sz w:val="16"/>
+              </w:rPr>
+              <w:t>PRINCIPIO</w:t>
+            </w:r>
+          </w:p>
+          <w:p>
+            <w:pPr>
+              <w:spacing w:after="0"/>
+            </w:pPr>
+            <w:r>
+              <w:rPr>
+                <w:b w:val="0"/>
+                <w:sz w:val="20"/>
+              </w:rPr>
+              <w:t>El registro de asistencia es personal e intransferible; la puntualidad es parte del trabajo en equipo.</w:t>
+            </w:r>
+          </w:p>
+        </w:tc>
+      </w:tr>
+    </w:tbl>
+    <w:p>
+      <w:pPr>
+        <w:spacing w:after="0"/>
+      </w:pPr>
+    </w:p>
     <w:p>
       <w:pPr>
         <w:keepNext/>
@@ -475,6 +566,10 @@
         <w:gridCol w:w="2268"/>
       </w:tblGrid>
       <w:tr>
+        <w:trPr>
+          <w:cantSplit/>
+          <w:tblHeader/>
+        </w:trPr>
         <w:tc>
           <w:tcPr>
             <w:tcW w:type="dxa" w:w="2268"/>
@@ -553,6 +648,9 @@
         </w:tc>
       </w:tr>
       <w:tr>
+        <w:trPr>
+          <w:cantSplit/>
+        </w:trPr>
         <w:tc>
           <w:tcPr>
             <w:tcW w:type="dxa" w:w="2268"/>
@@ -614,9 +712,13 @@
         </w:tc>
       </w:tr>
       <w:tr>
+        <w:trPr>
+          <w:cantSplit/>
+        </w:trPr>
         <w:tc>
           <w:tcPr>
             <w:tcW w:type="dxa" w:w="2268"/>
+            <w:shd w:val="clear" w:fill="F4F6F8"/>
           </w:tcPr>
           <w:p>
             <w:r/>
@@ -631,6 +733,7 @@
         <w:tc>
           <w:tcPr>
             <w:tcW w:type="dxa" w:w="2268"/>
+            <w:shd w:val="clear" w:fill="F4F6F8"/>
           </w:tcPr>
           <w:p>
             <w:r/>
@@ -646,6 +749,7 @@
         <w:tc>
           <w:tcPr>
             <w:tcW w:type="dxa" w:w="2268"/>
+            <w:shd w:val="clear" w:fill="F4F6F8"/>
           </w:tcPr>
           <w:p>
             <w:r/>
@@ -661,6 +765,7 @@
         <w:tc>
           <w:tcPr>
             <w:tcW w:type="dxa" w:w="2268"/>
+            <w:shd w:val="clear" w:fill="F4F6F8"/>
           </w:tcPr>
           <w:p>
             <w:r/>
@@ -675,6 +780,9 @@
         </w:tc>
       </w:tr>
       <w:tr>
+        <w:trPr>
+          <w:cantSplit/>
+        </w:trPr>
         <w:tc>
           <w:tcPr>
             <w:tcW w:type="dxa" w:w="2268"/>
@@ -1002,6 +1110,10 @@
         <w:gridCol w:w="1871"/>
       </w:tblGrid>
       <w:tr>
+        <w:trPr>
+          <w:cantSplit/>
+          <w:tblHeader/>
+        </w:trPr>
         <w:tc>
           <w:tcPr>
             <w:tcW w:type="dxa" w:w="680"/>
@@ -1080,6 +1192,9 @@
         </w:tc>
       </w:tr>
       <w:tr>
+        <w:trPr>
+          <w:cantSplit/>
+        </w:trPr>
         <w:tc>
           <w:tcPr>
             <w:tcW w:type="dxa" w:w="680"/>
@@ -1161,9 +1276,13 @@
         </w:tc>
       </w:tr>
       <w:tr>
+        <w:trPr>
+          <w:cantSplit/>
+        </w:trPr>
         <w:tc>
           <w:tcPr>
             <w:tcW w:type="dxa" w:w="680"/>
+            <w:shd w:val="clear" w:fill="F4F6F8"/>
           </w:tcPr>
           <w:p>
             <w:pPr>
@@ -1186,6 +1305,7 @@
         <w:tc>
           <w:tcPr>
             <w:tcW w:type="dxa" w:w="4989"/>
+            <w:shd w:val="clear" w:fill="F4F6F8"/>
           </w:tcPr>
           <w:p>
             <w:r>
@@ -1205,6 +1325,7 @@
         <w:tc>
           <w:tcPr>
             <w:tcW w:type="dxa" w:w="1814"/>
+            <w:shd w:val="clear" w:fill="F4F6F8"/>
           </w:tcPr>
           <w:p>
             <w:r>
@@ -1224,6 +1345,7 @@
         <w:tc>
           <w:tcPr>
             <w:tcW w:type="dxa" w:w="1871"/>
+            <w:shd w:val="clear" w:fill="F4F6F8"/>
           </w:tcPr>
           <w:p>
             <w:r>
@@ -1242,6 +1364,9 @@
         </w:tc>
       </w:tr>
       <w:tr>
+        <w:trPr>
+          <w:cantSplit/>
+        </w:trPr>
         <w:tc>
           <w:tcPr>
             <w:tcW w:type="dxa" w:w="680"/>
@@ -1323,9 +1448,13 @@
         </w:tc>
       </w:tr>
       <w:tr>
+        <w:trPr>
+          <w:cantSplit/>
+        </w:trPr>
         <w:tc>
           <w:tcPr>
             <w:tcW w:type="dxa" w:w="680"/>
+            <w:shd w:val="clear" w:fill="F4F6F8"/>
           </w:tcPr>
           <w:p>
             <w:pPr>
@@ -1348,6 +1477,7 @@
         <w:tc>
           <w:tcPr>
             <w:tcW w:type="dxa" w:w="4989"/>
+            <w:shd w:val="clear" w:fill="F4F6F8"/>
           </w:tcPr>
           <w:p>
             <w:r>
@@ -1367,6 +1497,7 @@
         <w:tc>
           <w:tcPr>
             <w:tcW w:type="dxa" w:w="1814"/>
+            <w:shd w:val="clear" w:fill="F4F6F8"/>
           </w:tcPr>
           <w:p>
             <w:r>
@@ -1386,6 +1517,7 @@
         <w:tc>
           <w:tcPr>
             <w:tcW w:type="dxa" w:w="1871"/>
+            <w:shd w:val="clear" w:fill="F4F6F8"/>
           </w:tcPr>
           <w:p>
             <w:r>
@@ -1404,6 +1536,9 @@
         </w:tc>
       </w:tr>
       <w:tr>
+        <w:trPr>
+          <w:cantSplit/>
+        </w:trPr>
         <w:tc>
           <w:tcPr>
             <w:tcW w:type="dxa" w:w="680"/>
@@ -1579,6 +1714,10 @@
         <w:gridCol w:w="1701"/>
       </w:tblGrid>
       <w:tr>
+        <w:trPr>
+          <w:cantSplit/>
+          <w:tblHeader/>
+        </w:trPr>
         <w:tc>
           <w:tcPr>
             <w:tcW w:type="dxa" w:w="1134"/>
@@ -1657,6 +1796,9 @@
         </w:tc>
       </w:tr>
       <w:tr>
+        <w:trPr>
+          <w:cantSplit/>
+        </w:trPr>
         <w:tc>
           <w:tcPr>
             <w:tcW w:type="dxa" w:w="1134"/>
@@ -1699,27 +1841,34 @@
         </w:tc>
       </w:tr>
       <w:tr>
+        <w:trPr>
+          <w:cantSplit/>
+        </w:trPr>
         <w:tc>
           <w:tcPr>
             <w:tcW w:type="dxa" w:w="1134"/>
+            <w:shd w:val="clear" w:fill="F4F6F8"/>
           </w:tcPr>
           <w:p/>
         </w:tc>
         <w:tc>
           <w:tcPr>
             <w:tcW w:type="dxa" w:w="1701"/>
+            <w:shd w:val="clear" w:fill="F4F6F8"/>
           </w:tcPr>
           <w:p/>
         </w:tc>
         <w:tc>
           <w:tcPr>
             <w:tcW w:type="dxa" w:w="4819"/>
+            <w:shd w:val="clear" w:fill="F4F6F8"/>
           </w:tcPr>
           <w:p/>
         </w:tc>
         <w:tc>
           <w:tcPr>
             <w:tcW w:type="dxa" w:w="1701"/>
+            <w:shd w:val="clear" w:fill="F4F6F8"/>
           </w:tcPr>
           <w:p/>
         </w:tc>
@@ -1844,6 +1993,7 @@
     </w:p>
     <w:sectPr>
       <w:footerReference w:type="default" r:id="rId9"/>
+      <w:headerReference w:type="default" r:id="rId10"/>
       <w:pgSz w:w="12240" w:h="15840"/>
       <w:pgMar w:top="1304" w:right="1417" w:bottom="1304" w:left="1417" w:header="720" w:footer="720" w:gutter="0"/>
       <w:cols w:space="720"/>
@@ -1894,6 +2044,27 @@
     </w:r>
   </w:p>
 </w:ftr>
+</file>
+
+<file path=word/header1.xml><?xml version="1.0" encoding="utf-8"?>
+<w:hdr xmlns:m="http://schemas.openxmlformats.org/officeDocument/2006/math" xmlns:mc="http://schemas.openxmlformats.org/markup-compatibility/2006" xmlns:mo="http://schemas.microsoft.com/office/mac/office/2008/main" xmlns:mv="urn:schemas-microsoft-com:mac:vml" xmlns:o="urn:schemas-microsoft-com:office:office" xmlns:r="http://schemas.openxmlformats.org/officeDocument/2006/relationships" xmlns:v="urn:schemas-microsoft-com:vml" xmlns:w10="urn:schemas-microsoft-com:office:word" xmlns:w14="http://schemas.microsoft.com/office/word/2010/wordml" xmlns:w="http://schemas.openxmlformats.org/wordprocessingml/2006/main" xmlns:wne="http://schemas.microsoft.com/office/word/2006/wordml" xmlns:wp14="http://schemas.microsoft.com/office/word/2010/wordprocessingDrawing" xmlns:wp="http://schemas.openxmlformats.org/drawingml/2006/wordprocessingDrawing" xmlns:wpc="http://schemas.microsoft.com/office/word/2010/wordprocessingCanvas" xmlns:wpg="http://schemas.microsoft.com/office/word/2010/wordprocessingGroup" xmlns:wpi="http://schemas.microsoft.com/office/word/2010/wordprocessingInk" xmlns:wps="http://schemas.microsoft.com/office/word/2010/wordprocessingShape" mc:Ignorable="w14 wp14">
+  <w:p>
+    <w:pPr>
+      <w:pStyle w:val="Header"/>
+      <w:pBdr>
+        <w:bottom w:val="single" w:sz="6" w:space="2" w:color="C9D3DB"/>
+      </w:pBdr>
+    </w:pPr>
+    <w:r/>
+    <w:r>
+      <w:rPr>
+        <w:color w:val="5B6B78"/>
+        <w:sz w:val="15"/>
+      </w:rPr>
+      <w:t>POLÍTICA DE ASISTENCIA Y PUNTUALIDAD</w:t>
+    </w:r>
+  </w:p>
+</w:hdr>
 </file>
 
 <file path=word/numbering.xml><?xml version="1.0" encoding="utf-8"?>
@@ -2263,9 +2434,9 @@
       <w:spacing w:after="160" w:line="276" w:lineRule="auto"/>
     </w:pPr>
     <w:rPr>
-      <w:rFonts w:ascii="Abadi" w:hAnsi="Abadi" w:eastAsia="Abadi"/>
+      <w:rFonts w:ascii="Arial" w:hAnsi="Arial" w:eastAsia="Arial"/>
       <w:color w:val="2B2B2B"/>
-      <w:sz w:val="22"/>
+      <w:sz w:val="20"/>
     </w:rPr>
   </w:style>
   <w:style w:type="paragraph" w:styleId="Header">
